--- a/docs/lista_louvores/Textos_Louvores/A INCOMPARÁVEL GLÓRIA.docx
+++ b/docs/lista_louvores/Textos_Louvores/A INCOMPARÁVEL GLÓRIA.docx
@@ -4,179 +4,276 @@
   <w:body>
     <w:p>
       <w:pPr>
-        <w:pStyle w:val="SemEspaamento"/>
+        <w:pStyle w:val="Ttulo1"/>
       </w:pPr>
       <w:r>
         <w:t>A INCOMPARÁVEL GLÓRIA</w:t>
       </w:r>
       <w:r>
         <w:t xml:space="preserve"> </w:t>
-      </w:r>
-    </w:p>
-    <w:p>
-      <w:r>
-        <w:t>Assentado no trono de Deus</w:t>
-      </w:r>
-      <w:r>
-        <w:br/>
-        <w:t>O Cordeiro reinando está</w:t>
-      </w:r>
-      <w:r>
-        <w:br/>
-      </w:r>
-      <w:r>
-        <w:t>Com justiça e domínio</w:t>
-      </w:r>
-      <w:r>
-        <w:t xml:space="preserve"> </w:t>
-      </w:r>
-      <w:r>
-        <w:t>em Suas mãos</w:t>
-      </w:r>
-      <w:r>
-        <w:br/>
-        <w:t>Coroado de glória e louvor</w:t>
-      </w:r>
-    </w:p>
-    <w:p>
-      <w:r>
-        <w:t>Diante Dele se dobram os reis</w:t>
-      </w:r>
-      <w:r>
-        <w:br/>
-        <w:t>E se prostram para O adorar</w:t>
-      </w:r>
-      <w:r>
-        <w:br/>
-      </w:r>
-      <w:r>
-        <w:t>Nem os anjos,</w:t>
-      </w:r>
-      <w:r>
-        <w:t xml:space="preserve"> </w:t>
-      </w:r>
-      <w:r>
-        <w:t>que o cercam louvando,</w:t>
-      </w:r>
-      <w:r>
-        <w:br/>
-        <w:t>Se permitem Sua face olhar</w:t>
       </w:r>
     </w:p>
     <w:p>
       <w:pPr>
         <w:rPr>
-          <w:b/>
-          <w:bCs/>
+          <w:rFonts w:ascii="Times New Roman" w:hAnsi="Times New Roman"/>
         </w:rPr>
       </w:pPr>
       <w:r>
         <w:rPr>
-          <w:b/>
-          <w:bCs/>
-        </w:rPr>
-        <w:t>Os tesouros do mundo não expressam valor</w:t>
-      </w:r>
-      <w:r>
-        <w:rPr>
-          <w:b/>
-          <w:bCs/>
+          <w:rFonts w:ascii="Times New Roman" w:hAnsi="Times New Roman"/>
+        </w:rPr>
+        <w:t>Assentado no trono de Deus</w:t>
+      </w:r>
+      <w:r>
+        <w:rPr>
+          <w:rFonts w:ascii="Times New Roman" w:hAnsi="Times New Roman"/>
         </w:rPr>
         <w:br/>
-      </w:r>
-      <w:r>
-        <w:rPr>
-          <w:b/>
-          <w:bCs/>
-        </w:rPr>
-        <w:t>E</w:t>
-      </w:r>
-      <w:r>
-        <w:rPr>
-          <w:b/>
-          <w:bCs/>
-        </w:rPr>
-        <w:t xml:space="preserve"> a grandeza do céu é incapaz de conter</w:t>
-      </w:r>
-      <w:r>
-        <w:rPr>
-          <w:b/>
-          <w:bCs/>
+        <w:t>O Cordeiro reinando está</w:t>
+      </w:r>
+      <w:r>
+        <w:rPr>
+          <w:rFonts w:ascii="Times New Roman" w:hAnsi="Times New Roman"/>
         </w:rPr>
         <w:br/>
-        <w:t>Nem o brilho do sol pode se comparar</w:t>
-      </w:r>
-      <w:r>
-        <w:rPr>
-          <w:b/>
-          <w:bCs/>
+      </w:r>
+      <w:r>
+        <w:rPr>
+          <w:rFonts w:ascii="Times New Roman" w:hAnsi="Times New Roman"/>
+        </w:rPr>
+        <w:t>Com justiça e domínio em Suas mãos</w:t>
+      </w:r>
+      <w:r>
+        <w:rPr>
+          <w:rFonts w:ascii="Times New Roman" w:hAnsi="Times New Roman"/>
         </w:rPr>
         <w:br/>
-      </w:r>
-      <w:r>
-        <w:rPr>
-          <w:b/>
-          <w:bCs/>
-        </w:rPr>
-        <w:t>C</w:t>
-      </w:r>
-      <w:r>
-        <w:rPr>
-          <w:b/>
-          <w:bCs/>
-        </w:rPr>
-        <w:t>om a glória do trono de Deus!</w:t>
+        <w:t>Coroado de glória e louvor</w:t>
       </w:r>
     </w:p>
     <w:p>
       <w:pPr>
         <w:rPr>
-          <w:bCs/>
+          <w:rFonts w:ascii="Times New Roman" w:hAnsi="Times New Roman"/>
         </w:rPr>
       </w:pPr>
       <w:r>
         <w:rPr>
-          <w:bCs/>
-        </w:rPr>
-        <w:t>[REPETE]</w:t>
+          <w:rFonts w:ascii="Times New Roman" w:hAnsi="Times New Roman"/>
+        </w:rPr>
+        <w:t>Diante Dele se dobram os reis</w:t>
+      </w:r>
+      <w:r>
+        <w:rPr>
+          <w:rFonts w:ascii="Times New Roman" w:hAnsi="Times New Roman"/>
+        </w:rPr>
+        <w:br/>
+        <w:t>E se prostram para O adorar</w:t>
+      </w:r>
+      <w:r>
+        <w:rPr>
+          <w:rFonts w:ascii="Times New Roman" w:hAnsi="Times New Roman"/>
+        </w:rPr>
+        <w:br/>
+        <w:t>Nem os anjos, que o cercam louvando,</w:t>
+      </w:r>
+      <w:r>
+        <w:rPr>
+          <w:rFonts w:ascii="Times New Roman" w:hAnsi="Times New Roman"/>
+        </w:rPr>
+        <w:br/>
+        <w:t>Se permitem Sua face olhar</w:t>
       </w:r>
     </w:p>
     <w:p>
       <w:pPr>
         <w:rPr>
+          <w:rFonts w:ascii="Times New Roman" w:hAnsi="Times New Roman"/>
           <w:b/>
           <w:bCs/>
+          <w:i/>
+          <w:iCs/>
         </w:rPr>
       </w:pPr>
       <w:r>
         <w:rPr>
+          <w:rFonts w:ascii="Times New Roman" w:hAnsi="Times New Roman"/>
           <w:b/>
           <w:bCs/>
-        </w:rPr>
-        <w:t>[REFRÃO]</w:t>
+          <w:i/>
+          <w:iCs/>
+        </w:rPr>
+        <w:t>Os tesouros do mundo não expressam valor</w:t>
+      </w:r>
+      <w:r>
+        <w:rPr>
+          <w:rFonts w:ascii="Times New Roman" w:hAnsi="Times New Roman"/>
+          <w:b/>
+          <w:bCs/>
+          <w:i/>
+          <w:iCs/>
+        </w:rPr>
+        <w:br/>
+      </w:r>
+      <w:r>
+        <w:rPr>
+          <w:rFonts w:ascii="Times New Roman" w:hAnsi="Times New Roman"/>
+          <w:b/>
+          <w:bCs/>
+          <w:i/>
+          <w:iCs/>
+        </w:rPr>
+        <w:t>E</w:t>
+      </w:r>
+      <w:r>
+        <w:rPr>
+          <w:rFonts w:ascii="Times New Roman" w:hAnsi="Times New Roman"/>
+          <w:b/>
+          <w:bCs/>
+          <w:i/>
+          <w:iCs/>
+        </w:rPr>
+        <w:t xml:space="preserve"> a grandeza do céu é incapaz de conter</w:t>
+      </w:r>
+      <w:r>
+        <w:rPr>
+          <w:rFonts w:ascii="Times New Roman" w:hAnsi="Times New Roman"/>
+          <w:b/>
+          <w:bCs/>
+          <w:i/>
+          <w:iCs/>
+        </w:rPr>
+        <w:br/>
+        <w:t>Nem o brilho do sol pode se comparar</w:t>
+      </w:r>
+      <w:r>
+        <w:rPr>
+          <w:rFonts w:ascii="Times New Roman" w:hAnsi="Times New Roman"/>
+          <w:b/>
+          <w:bCs/>
+          <w:i/>
+          <w:iCs/>
+        </w:rPr>
+        <w:br/>
+      </w:r>
+      <w:r>
+        <w:rPr>
+          <w:rFonts w:ascii="Times New Roman" w:hAnsi="Times New Roman"/>
+          <w:b/>
+          <w:bCs/>
+          <w:i/>
+          <w:iCs/>
+        </w:rPr>
+        <w:t>C</w:t>
+      </w:r>
+      <w:r>
+        <w:rPr>
+          <w:rFonts w:ascii="Times New Roman" w:hAnsi="Times New Roman"/>
+          <w:b/>
+          <w:bCs/>
+          <w:i/>
+          <w:iCs/>
+        </w:rPr>
+        <w:t>om a glória do trono de Deus!</w:t>
       </w:r>
     </w:p>
     <w:p>
-      <w:r>
-        <w:t>Com a glória do trono de Deus!</w:t>
-      </w:r>
-      <w:r>
-        <w:t xml:space="preserve"> </w:t>
-      </w:r>
-      <w:r>
-        <w:t>(</w:t>
-      </w:r>
-      <w:r>
-        <w:rPr>
+      <w:pPr>
+        <w:rPr>
+          <w:rFonts w:ascii="Times New Roman" w:hAnsi="Times New Roman"/>
+          <w:bCs/>
+        </w:rPr>
+      </w:pPr>
+      <w:r>
+        <w:rPr>
+          <w:rFonts w:ascii="Times New Roman" w:hAnsi="Times New Roman"/>
+          <w:bCs/>
+        </w:rPr>
+        <w:t>[REPETE</w:t>
+      </w:r>
+      <w:r>
+        <w:rPr>
+          <w:rFonts w:ascii="Times New Roman" w:hAnsi="Times New Roman"/>
+          <w:bCs/>
+        </w:rPr>
+        <w:t xml:space="preserve"> ACIMA</w:t>
+      </w:r>
+      <w:r>
+        <w:rPr>
+          <w:rFonts w:ascii="Times New Roman" w:hAnsi="Times New Roman"/>
+          <w:bCs/>
+        </w:rPr>
+        <w:t>]</w:t>
+      </w:r>
+    </w:p>
+    <w:p>
+      <w:pPr>
+        <w:rPr>
+          <w:rFonts w:ascii="Times New Roman" w:hAnsi="Times New Roman"/>
+          <w:b/>
+          <w:bCs/>
+          <w:i/>
+          <w:iCs/>
+        </w:rPr>
+      </w:pPr>
+      <w:r>
+        <w:rPr>
+          <w:rFonts w:ascii="Times New Roman" w:hAnsi="Times New Roman"/>
+          <w:b/>
+          <w:bCs/>
+          <w:i/>
+          <w:iCs/>
+        </w:rPr>
+        <w:t>[REFRÃO]</w:t>
+      </w:r>
+    </w:p>
+    <w:p>
+      <w:pPr>
+        <w:rPr>
+          <w:rFonts w:ascii="Times New Roman" w:hAnsi="Times New Roman"/>
+          <w:b/>
+          <w:bCs/>
+        </w:rPr>
+      </w:pPr>
+      <w:r>
+        <w:rPr>
+          <w:rFonts w:ascii="Times New Roman" w:hAnsi="Times New Roman"/>
+        </w:rPr>
+        <w:t xml:space="preserve">Com a glória do trono de Deus! </w:t>
+      </w:r>
+      <w:r>
+        <w:rPr>
+          <w:rFonts w:ascii="Times New Roman" w:hAnsi="Times New Roman"/>
+          <w:b/>
+          <w:bCs/>
+        </w:rPr>
+        <w:t>[</w:t>
+      </w:r>
+      <w:r>
+        <w:rPr>
+          <w:rFonts w:ascii="Times New Roman" w:hAnsi="Times New Roman"/>
+          <w:b/>
           <w:bCs/>
         </w:rPr>
         <w:t>2X</w:t>
       </w:r>
       <w:r>
-        <w:t>)</w:t>
+        <w:rPr>
+          <w:rFonts w:ascii="Times New Roman" w:hAnsi="Times New Roman"/>
+          <w:b/>
+          <w:bCs/>
+        </w:rPr>
+        <w:t>]</w:t>
       </w:r>
     </w:p>
-    <w:p/>
+    <w:p>
+      <w:pPr>
+        <w:rPr>
+          <w:rFonts w:ascii="Times New Roman" w:hAnsi="Times New Roman"/>
+        </w:rPr>
+      </w:pPr>
+    </w:p>
     <w:sectPr>
       <w:pgSz w:w="11906" w:h="16838"/>
       <w:pgMar w:top="1417" w:right="1701" w:bottom="1417" w:left="1701" w:header="708" w:footer="708" w:gutter="0"/>
